--- a/data/revised_2026-10_full/tracked/v2/Biology/SS1.2_Chemicals_of_Life/Biology_Chemicals_of_Life_SummaryTable_TRACKED.docx
+++ b/data/revised_2026-10_full/tracked/v2/Biology/SS1.2_Chemicals_of_Life/Biology_Chemicals_of_Life_SummaryTable_TRACKED.docx
@@ -582,7 +582,7 @@
               </w:rPr>
               <w:t xml:space="preserve">We observed that Wanjiru's blood glucose concentration was 4.5 mmol/L before the meal of ugali, sukuma wiki and beans, rose to a peak of 8.0 mmol/L at 60 minutes (a rise of 3.5 mmol/L, about 78% above the start), then fell back to 4.5 mmol/L by 180 minutes (a fall of 3.5 mmol/L over 120 minutes). The rise was faster than the fall, and the level was back in the normal range (4.0 to 5.5 mmol/L) by </w:t>
             </w:r>
-            <w:del w:id="9001" w:author="Claude (AI) - proposed" w:date="2026-10-15T02:49:22Z">
+            <w:del w:id="9001" w:author="Claude (AI) - proposed" w:date="2026-10-18T00:25:37Z">
               <w:r>
                 <w:rPr>
                   <w:rFonts w:ascii="Arial" w:cs="Arial" w:eastAsia="Arial" w:hAnsi="Arial"/>
@@ -597,7 +597,7 @@
                 <w:delText xml:space="preserve">150 minutes at 4.7</w:delText>
               </w:r>
             </w:del>
-            <w:ins w:id="9002" w:author="Claude (AI) - proposed" w:date="2026-10-15T02:49:22Z">
+            <w:ins w:id="9002" w:author="Claude (AI) - proposed" w:date="2026-10-18T00:25:37Z">
               <w:r>
                 <w:rPr>
                   <w:rFonts w:ascii="Arial" w:cs="Arial" w:eastAsia="Arial" w:hAnsi="Arial"/>
@@ -658,7 +658,7 @@
               </w:rPr>
               <w:t xml:space="preserve">We learned how to read a blood glucose graph and table, to calculate the change in concentration and compare how fast it rose and fell, and to turn what we wonder into testable questions. We learned that the meal contains different chemicals (about 70 g carbohydrate in ugali, about </w:t>
             </w:r>
-            <w:del w:id="9003" w:author="Claude (AI) - proposed" w:date="2026-10-15T02:49:22Z">
+            <w:del w:id="9003" w:author="Claude (AI) - proposed" w:date="2026-10-18T00:25:37Z">
               <w:r>
                 <w:rPr>
                   <w:rFonts w:ascii="Arial" w:cs="Arial" w:eastAsia="Arial" w:hAnsi="Arial"/>
@@ -673,7 +673,7 @@
                 <w:delText xml:space="preserve">20</w:delText>
               </w:r>
             </w:del>
-            <w:ins w:id="9004" w:author="Claude (AI) - proposed" w:date="2026-10-15T02:49:22Z">
+            <w:ins w:id="9004" w:author="Claude (AI) - proposed" w:date="2026-10-18T00:25:37Z">
               <w:r>
                 <w:rPr>
                   <w:rFonts w:ascii="Arial" w:cs="Arial" w:eastAsia="Arial" w:hAnsi="Arial"/>
@@ -701,7 +701,7 @@
               </w:rPr>
               <w:t xml:space="preserve"> g protein and </w:t>
             </w:r>
-            <w:del w:id="9005" w:author="Claude (AI) - proposed" w:date="2026-10-15T02:49:22Z">
+            <w:del w:id="9005" w:author="Claude (AI) - proposed" w:date="2026-10-18T00:25:37Z">
               <w:r>
                 <w:rPr>
                   <w:rFonts w:ascii="Arial" w:cs="Arial" w:eastAsia="Arial" w:hAnsi="Arial"/>
@@ -716,7 +716,7 @@
                 <w:delText xml:space="preserve">15</w:delText>
               </w:r>
             </w:del>
-            <w:ins w:id="9006" w:author="Claude (AI) - proposed" w:date="2026-10-15T02:49:22Z">
+            <w:ins w:id="9006" w:author="Claude (AI) - proposed" w:date="2026-10-18T00:25:37Z">
               <w:r>
                 <w:rPr>
                   <w:rFonts w:ascii="Arial" w:cs="Arial" w:eastAsia="Arial" w:hAnsi="Arial"/>
@@ -865,7 +865,7 @@
               </w:rPr>
               <w:t xml:space="preserve">What did we observe? Record the amounts of each nutrient in Wanjiru's meal (ugali about 70 g carbohydrate; beans about </w:t>
             </w:r>
-            <w:del w:id="9007" w:author="Claude (AI) - proposed" w:date="2026-10-15T02:49:22Z">
+            <w:del w:id="9007" w:author="Claude (AI) - proposed" w:date="2026-10-18T00:25:37Z">
               <w:r>
                 <w:rPr>
                   <w:rFonts w:ascii="Arial" w:cs="Arial" w:eastAsia="Arial" w:hAnsi="Arial"/>
@@ -880,7 +880,7 @@
                 <w:delText xml:space="preserve">20</w:delText>
               </w:r>
             </w:del>
-            <w:ins w:id="9008" w:author="Claude (AI) - proposed" w:date="2026-10-15T02:49:22Z">
+            <w:ins w:id="9008" w:author="Claude (AI) - proposed" w:date="2026-10-18T00:25:37Z">
               <w:r>
                 <w:rPr>
                   <w:rFonts w:ascii="Arial" w:cs="Arial" w:eastAsia="Arial" w:hAnsi="Arial"/>
@@ -908,7 +908,7 @@
               </w:rPr>
               <w:t xml:space="preserve"> g protein and </w:t>
             </w:r>
-            <w:del w:id="9009" w:author="Claude (AI) - proposed" w:date="2026-10-15T02:49:22Z">
+            <w:del w:id="9009" w:author="Claude (AI) - proposed" w:date="2026-10-18T00:25:37Z">
               <w:r>
                 <w:rPr>
                   <w:rFonts w:ascii="Arial" w:cs="Arial" w:eastAsia="Arial" w:hAnsi="Arial"/>
@@ -923,7 +923,7 @@
                 <w:delText xml:space="preserve">15</w:delText>
               </w:r>
             </w:del>
-            <w:ins w:id="9010" w:author="Claude (AI) - proposed" w:date="2026-10-15T02:49:22Z">
+            <w:ins w:id="9010" w:author="Claude (AI) - proposed" w:date="2026-10-18T00:25:37Z">
               <w:r>
                 <w:rPr>
                   <w:rFonts w:ascii="Arial" w:cs="Arial" w:eastAsia="Arial" w:hAnsi="Arial"/>
@@ -1325,7 +1325,7 @@
               </w:rPr>
               <w:t xml:space="preserve">We explain that Wanjiru's blood glucose spike from 4.5 to 8.0 mmol/L at 60 minutes is mainly caused by carbohydrates (about 70 g in ugali), not by the about </w:t>
             </w:r>
-            <w:del w:id="9011" w:author="Claude (AI) - proposed" w:date="2026-10-15T02:49:22Z">
+            <w:del w:id="9011" w:author="Claude (AI) - proposed" w:date="2026-10-18T00:25:37Z">
               <w:r>
                 <w:rPr>
                   <w:rFonts w:ascii="Arial" w:cs="Arial" w:eastAsia="Arial" w:hAnsi="Arial"/>
@@ -1340,7 +1340,7 @@
                 <w:delText xml:space="preserve">20</w:delText>
               </w:r>
             </w:del>
-            <w:ins w:id="9012" w:author="Claude (AI) - proposed" w:date="2026-10-15T02:49:22Z">
+            <w:ins w:id="9012" w:author="Claude (AI) - proposed" w:date="2026-10-18T00:25:37Z">
               <w:r>
                 <w:rPr>
                   <w:rFonts w:ascii="Arial" w:cs="Arial" w:eastAsia="Arial" w:hAnsi="Arial"/>
@@ -1456,7 +1456,7 @@
               </w:rPr>
               <w:t xml:space="preserve">We observed that with saliva at about 37 degrees C the iodine test changed from blue-black at 0 min, to brown-black at 5 min, to yellow-brown at 10 min, and Benedict's test at 10 min </w:t>
             </w:r>
-            <w:del w:id="9013" w:author="Claude (AI) - proposed" w:date="2026-10-15T02:49:22Z">
+            <w:del w:id="9013" w:author="Claude (AI) - proposed" w:date="2026-10-18T00:25:37Z">
               <w:r>
                 <w:rPr>
                   <w:rFonts w:ascii="Arial" w:cs="Arial" w:eastAsia="Arial" w:hAnsi="Arial"/>
@@ -1471,7 +1471,7 @@
                 <w:delText xml:space="preserve">was brick-red</w:delText>
               </w:r>
             </w:del>
-            <w:ins w:id="9014" w:author="Claude (AI) - proposed" w:date="2026-10-15T02:49:22Z">
+            <w:ins w:id="9014" w:author="Claude (AI) - proposed" w:date="2026-10-18T00:25:37Z">
               <w:r>
                 <w:rPr>
                   <w:rFonts w:ascii="Arial" w:cs="Arial" w:eastAsia="Arial" w:hAnsi="Arial"/>
@@ -1841,7 +1841,7 @@
         </w:rPr>
         <w:t xml:space="preserve">© 2026 SeaVuria and ARES. This work is licensed under a </w:t>
       </w:r>
-      <w:hyperlink w:history="1" r:id="rId4ee8hqutls9qicx0dtsfo">
+      <w:hyperlink w:history="1" r:id="rIdlmhoe_lblt2yd8tq8nw1n">
         <w:r>
           <w:rPr>
             <w:rFonts w:ascii="Arial" w:cs="Arial" w:eastAsia="Arial" w:hAnsi="Arial"/>
@@ -1861,7 +1861,7 @@
         </w:rPr>
         <w:t xml:space="preserve"> (</w:t>
       </w:r>
-      <w:hyperlink w:history="1" r:id="rId2o-gesojrbtkfpbmyz8di">
+      <w:hyperlink w:history="1" r:id="rIdupcjf0w04dvyy5vbbio5g">
         <w:r>
           <w:rPr>
             <w:rFonts w:ascii="Arial" w:cs="Arial" w:eastAsia="Arial" w:hAnsi="Arial"/>
@@ -1881,7 +1881,7 @@
         </w:rPr>
         <w:t xml:space="preserve">). To view a copy of this license, visit </w:t>
       </w:r>
-      <w:hyperlink w:history="1" r:id="rId-jo7a5bwdukwr5bvretqy">
+      <w:hyperlink w:history="1" r:id="rId20txi_zlaojk4wourkv_l">
         <w:r>
           <w:rPr>
             <w:rFonts w:ascii="Arial" w:cs="Arial" w:eastAsia="Arial" w:hAnsi="Arial"/>
